--- a/Module-9/Assignment 9.2.docx
+++ b/Module-9/Assignment 9.2.docx
@@ -29,6 +29,7 @@
     </w:p>
     <w:p>
       <w:pPr>
+        <w:spacing w:after="0"/>
         <w:jc w:val="center"/>
       </w:pPr>
       <w:r>
@@ -37,6 +38,7 @@
     </w:p>
     <w:p>
       <w:pPr>
+        <w:spacing w:after="0"/>
         <w:jc w:val="center"/>
       </w:pPr>
       <w:r>
@@ -88,16 +90,14 @@
     </w:p>
     <w:p>
       <w:pPr>
+        <w:spacing w:after="0"/>
         <w:jc w:val="center"/>
         <w:rPr>
           <w:noProof/>
         </w:rPr>
       </w:pPr>
       <w:r>
-        <w:t xml:space="preserve">Short Java program </w:t>
-      </w:r>
-      <w:r>
-        <w:t>output to demonstrate connection to the database</w:t>
+        <w:t>Short Java program output to demonstrate connection to the database</w:t>
       </w:r>
     </w:p>
     <w:p>
@@ -108,9 +108,8 @@
         <w:rPr>
           <w:noProof/>
         </w:rPr>
-        <w:lastRenderedPageBreak/>
         <w:drawing>
-          <wp:inline distT="0" distB="0" distL="0" distR="0" wp14:anchorId="4974BD9C" wp14:editId="46814356">
+          <wp:inline distT="0" distB="0" distL="0" distR="0" wp14:anchorId="4974BD9C" wp14:editId="18D84E8F">
             <wp:extent cx="4240405" cy="2168225"/>
             <wp:effectExtent l="0" t="0" r="1905" b="3810"/>
             <wp:docPr id="310035907" name="Picture 2"/>
